--- a/docs/submission/final/appendix3_ai-evidence.docx
+++ b/docs/submission/final/appendix3_ai-evidence.docx
@@ -232,7 +232,7 @@
         <w:pStyle w:val="Heading2"/>
       </w:pPr>
       <w:r>
-        <w:t xml:space="preserve">2. 결과물 종류 (해당 항목 ☑)</w:t>
+        <w:t xml:space="preserve">2. 결과물 종류 (해당 항목 ■)</w:t>
       </w:r>
     </w:p>
     <w:p>
@@ -244,7 +244,7 @@
         <w:pStyle w:val="Compact"/>
       </w:pPr>
       <w:r>
-        <w:t xml:space="preserve">☑ 바이브코딩 (Vibe Coding)</w:t>
+        <w:t xml:space="preserve">■ 바이브코딩 (Vibe Coding)</w:t>
       </w:r>
     </w:p>
     <w:p>
@@ -256,7 +256,7 @@
         <w:pStyle w:val="Compact"/>
       </w:pPr>
       <w:r>
-        <w:t xml:space="preserve">☑ AI Agent/도구 제작</w:t>
+        <w:t xml:space="preserve">■ AI Agent/도구 제작</w:t>
       </w:r>
     </w:p>
     <w:p>
@@ -268,7 +268,7 @@
         <w:pStyle w:val="Compact"/>
       </w:pPr>
       <w:r>
-        <w:t xml:space="preserve">☐ 보고서/논문/제안서</w:t>
+        <w:t xml:space="preserve">□ 보고서/논문/제안서</w:t>
       </w:r>
     </w:p>
     <w:p>
@@ -280,7 +280,7 @@
         <w:pStyle w:val="Compact"/>
       </w:pPr>
       <w:r>
-        <w:t xml:space="preserve">☐ 프롬프트 중심 사례</w:t>
+        <w:t xml:space="preserve">□ 프롬프트 중심 사례</w:t>
       </w:r>
     </w:p>
     <w:p>
@@ -292,7 +292,7 @@
         <w:pStyle w:val="Compact"/>
       </w:pPr>
       <w:r>
-        <w:t xml:space="preserve">☐ 학습자료 제작</w:t>
+        <w:t xml:space="preserve">□ 학습자료 제작</w:t>
       </w:r>
     </w:p>
     <w:p>
@@ -304,7 +304,7 @@
         <w:pStyle w:val="Compact"/>
       </w:pPr>
       <w:r>
-        <w:t xml:space="preserve">☐ 혼합형/기타</w:t>
+        <w:t xml:space="preserve">□ 혼합형/기타</w:t>
       </w:r>
     </w:p>
     <w:p>
@@ -1387,7 +1387,7 @@
         <w:pStyle w:val="Heading2"/>
       </w:pPr>
       <w:r>
-        <w:t xml:space="preserve">5. 확인사항 (☑)</w:t>
+        <w:t xml:space="preserve">5. 확인사항 (■)</w:t>
       </w:r>
     </w:p>
     <w:p>
@@ -1399,7 +1399,7 @@
         <w:pStyle w:val="Compact"/>
       </w:pPr>
       <w:r>
-        <w:t xml:space="preserve">☑ 제출 자료에 개인정보·계정정보·비밀번호·API Key가 포함되어 있지 않습니다.</w:t>
+        <w:t xml:space="preserve">■ 제출 자료에 개인정보·계정정보·비밀번호·API Key가 포함되어 있지 않습니다.</w:t>
       </w:r>
     </w:p>
     <w:p>
@@ -1411,7 +1411,7 @@
         <w:pStyle w:val="Compact"/>
       </w:pPr>
       <w:r>
-        <w:t xml:space="preserve">☑ AI 생성 결과를 그대로 제출하지 않고, 사실관계·출처·오류 여부를 직접 확인했습니다.</w:t>
+        <w:t xml:space="preserve">■ AI 생성 결과를 그대로 제출하지 않고, 사실관계·출처·오류 여부를 직접 확인했습니다.</w:t>
       </w:r>
     </w:p>
     <w:p>
@@ -1423,7 +1423,7 @@
         <w:pStyle w:val="Compact"/>
       </w:pPr>
       <w:r>
-        <w:t xml:space="preserve">☑ AI가 만든 내용 중 필요한 부분은 직접 수정·보완했습니다.</w:t>
+        <w:t xml:space="preserve">■ AI가 만든 내용 중 필요한 부분은 직접 수정·보완했습니다.</w:t>
       </w:r>
     </w:p>
     <w:p>
@@ -1435,7 +1435,7 @@
         <w:pStyle w:val="Compact"/>
       </w:pPr>
       <w:r>
-        <w:t xml:space="preserve">☑ 타인의 저작물을 무단 복제하거나 표절하지 않았습니다.</w:t>
+        <w:t xml:space="preserve">■ 타인의 저작물을 무단 복제하거나 표절하지 않았습니다.</w:t>
       </w:r>
     </w:p>
     <w:p>
@@ -1447,7 +1447,7 @@
         <w:pStyle w:val="Compact"/>
       </w:pPr>
       <w:r>
-        <w:t xml:space="preserve">☑ AI 증빙자료가 심사 및 학습지원·홍보 참고자료로 활용될 수 있음을 확인했습니다.</w:t>
+        <w:t xml:space="preserve">■ AI 증빙자료가 심사 및 학습지원·홍보 참고자료로 활용될 수 있음을 확인했습니다.</w:t>
       </w:r>
     </w:p>
     <w:bookmarkEnd w:id="27"/>
